--- a/Suwilanji_Silwamba_CV.docx
+++ b/Suwilanji_Silwamba_CV.docx
@@ -297,27 +297,7 @@
           <w:szCs w:val="24"/>
           <w:lang w:val="en-GB"/>
         </w:rPr>
-        <w:t xml:space="preserve">Aurora </w:t>
-      </w:r>
-      <w:r>
-        <w:rPr>
-          <w:b/>
-          <w:bCs/>
-          <w:sz w:val="24"/>
-          <w:szCs w:val="24"/>
-          <w:lang w:val="en-GB"/>
-        </w:rPr>
-        <w:t>OS (</w:t>
-      </w:r>
-      <w:r>
-        <w:rPr>
-          <w:b/>
-          <w:bCs/>
-          <w:sz w:val="24"/>
-          <w:szCs w:val="24"/>
-          <w:lang w:val="en-GB"/>
-        </w:rPr>
-        <w:t xml:space="preserve">Russia) </w:t>
+        <w:t>Elite Technologies LTD</w:t>
       </w:r>
     </w:p>
     <w:p>
@@ -347,28 +327,382 @@
           <w:szCs w:val="24"/>
           <w:lang w:val="en-GB"/>
         </w:rPr>
+        <w:t xml:space="preserve">I.T </w:t>
+      </w:r>
+      <w:r>
+        <w:rPr>
+          <w:b/>
+          <w:bCs/>
+          <w:sz w:val="24"/>
+          <w:szCs w:val="24"/>
+          <w:lang w:val="en-GB"/>
+        </w:rPr>
+        <w:t>Officer</w:t>
+      </w:r>
+      <w:r>
+        <w:rPr>
+          <w:b/>
+          <w:bCs/>
+          <w:color w:val="808080" w:themeColor="background1" w:themeShade="80"/>
+          <w:sz w:val="24"/>
+          <w:szCs w:val="24"/>
+        </w:rPr>
+        <w:t xml:space="preserve">| </w:t>
+      </w:r>
+      <w:r>
+        <w:rPr>
+          <w:b/>
+          <w:bCs/>
+          <w:noProof/>
+          <w:color w:val="000000"/>
+          <w:sz w:val="24"/>
+          <w:szCs w:val="24"/>
+        </w:rPr>
+        <w:drawing>
+          <wp:inline distT="0" distB="0" distL="0" distR="0" wp14:anchorId="3F5F7BD4" wp14:editId="4D1E4AA2">
+            <wp:extent cx="82132" cy="93865"/>
+            <wp:effectExtent l="0" t="0" r="0" b="0"/>
+            <wp:docPr id="848809067" name="image1.png"/>
+            <wp:cNvGraphicFramePr/>
+            <a:graphic xmlns:a="http://schemas.openxmlformats.org/drawingml/2006/main">
+              <a:graphicData uri="http://schemas.openxmlformats.org/drawingml/2006/picture">
+                <pic:pic xmlns:pic="http://schemas.openxmlformats.org/drawingml/2006/picture">
+                  <pic:nvPicPr>
+                    <pic:cNvPr id="0" name="image1.png"/>
+                    <pic:cNvPicPr preferRelativeResize="0"/>
+                  </pic:nvPicPr>
+                  <pic:blipFill>
+                    <a:blip r:embed="rId8"/>
+                    <a:srcRect/>
+                    <a:stretch>
+                      <a:fillRect/>
+                    </a:stretch>
+                  </pic:blipFill>
+                  <pic:spPr>
+                    <a:xfrm>
+                      <a:off x="0" y="0"/>
+                      <a:ext cx="82132" cy="93865"/>
+                    </a:xfrm>
+                    <a:prstGeom prst="rect">
+                      <a:avLst/>
+                    </a:prstGeom>
+                    <a:ln/>
+                  </pic:spPr>
+                </pic:pic>
+              </a:graphicData>
+            </a:graphic>
+          </wp:inline>
+        </w:drawing>
+      </w:r>
+      <w:r>
+        <w:rPr>
+          <w:b/>
+          <w:bCs/>
+          <w:color w:val="000000"/>
+          <w:sz w:val="24"/>
+          <w:szCs w:val="24"/>
+        </w:rPr>
+        <w:t xml:space="preserve">  </w:t>
+      </w:r>
+      <w:r>
+        <w:rPr>
+          <w:b/>
+          <w:bCs/>
+          <w:color w:val="46484A"/>
+          <w:sz w:val="24"/>
+          <w:szCs w:val="24"/>
+        </w:rPr>
+        <w:t>February</w:t>
+      </w:r>
+      <w:r>
+        <w:rPr>
+          <w:b/>
+          <w:bCs/>
+          <w:color w:val="46484A"/>
+          <w:sz w:val="24"/>
+          <w:szCs w:val="24"/>
+        </w:rPr>
+        <w:t xml:space="preserve"> 202</w:t>
+      </w:r>
+      <w:r>
+        <w:rPr>
+          <w:b/>
+          <w:bCs/>
+          <w:color w:val="46484A"/>
+          <w:sz w:val="24"/>
+          <w:szCs w:val="24"/>
+        </w:rPr>
+        <w:t>6</w:t>
+      </w:r>
+      <w:r>
+        <w:rPr>
+          <w:b/>
+          <w:bCs/>
+          <w:color w:val="46484A"/>
+          <w:sz w:val="24"/>
+          <w:szCs w:val="24"/>
+        </w:rPr>
+        <w:t xml:space="preserve"> – </w:t>
+      </w:r>
+      <w:r>
+        <w:rPr>
+          <w:b/>
+          <w:bCs/>
+          <w:color w:val="46484A"/>
+          <w:sz w:val="24"/>
+          <w:szCs w:val="24"/>
+        </w:rPr>
+        <w:t>present</w:t>
+      </w:r>
+    </w:p>
+    <w:p>
+      <w:pPr>
+        <w:pStyle w:val="NormalWeb"/>
+        <w:numPr>
+          <w:ilvl w:val="0"/>
+          <w:numId w:val="9"/>
+        </w:numPr>
+        <w:ind w:left="426"/>
+        <w:rPr>
+          <w:rFonts w:asciiTheme="majorHAnsi" w:hAnsiTheme="majorHAnsi" w:cstheme="majorHAnsi"/>
+          <w:color w:val="000000"/>
+          <w:lang w:val="en-GB"/>
+        </w:rPr>
+      </w:pPr>
+      <w:r>
+        <w:rPr>
+          <w:rFonts w:asciiTheme="majorHAnsi" w:hAnsiTheme="majorHAnsi" w:cstheme="majorHAnsi"/>
+          <w:color w:val="000000"/>
+          <w:lang w:val="en-GB"/>
+        </w:rPr>
+        <w:t>Configured and maintained the company’s internal network infrastructure to support daily operations.</w:t>
+      </w:r>
+    </w:p>
+    <w:p>
+      <w:pPr>
+        <w:pStyle w:val="NormalWeb"/>
+        <w:numPr>
+          <w:ilvl w:val="0"/>
+          <w:numId w:val="9"/>
+        </w:numPr>
+        <w:ind w:left="426"/>
+        <w:rPr>
+          <w:rFonts w:asciiTheme="majorHAnsi" w:hAnsiTheme="majorHAnsi" w:cstheme="majorHAnsi"/>
+          <w:color w:val="000000"/>
+          <w:lang w:val="en-GB"/>
+        </w:rPr>
+      </w:pPr>
+      <w:r>
+        <w:rPr>
+          <w:rFonts w:asciiTheme="majorHAnsi" w:hAnsiTheme="majorHAnsi" w:cstheme="majorHAnsi"/>
+          <w:color w:val="000000"/>
+          <w:lang w:val="en-GB"/>
+        </w:rPr>
+        <w:t>I a</w:t>
+      </w:r>
+      <w:r>
+        <w:rPr>
+          <w:rFonts w:asciiTheme="majorHAnsi" w:hAnsiTheme="majorHAnsi" w:cstheme="majorHAnsi"/>
+          <w:color w:val="000000"/>
+          <w:lang w:val="en-GB"/>
+        </w:rPr>
+        <w:t>utomate data analytics workflows for solar installation systems using n8n, enabling efficient data collection and processing.</w:t>
+      </w:r>
+    </w:p>
+    <w:p>
+      <w:pPr>
+        <w:pStyle w:val="NormalWeb"/>
+        <w:numPr>
+          <w:ilvl w:val="0"/>
+          <w:numId w:val="9"/>
+        </w:numPr>
+        <w:ind w:left="426"/>
+        <w:rPr>
+          <w:rFonts w:asciiTheme="majorHAnsi" w:hAnsiTheme="majorHAnsi" w:cstheme="majorHAnsi"/>
+          <w:color w:val="000000"/>
+          <w:lang w:val="en-GB"/>
+        </w:rPr>
+      </w:pPr>
+      <w:r>
+        <w:rPr>
+          <w:rFonts w:asciiTheme="majorHAnsi" w:hAnsiTheme="majorHAnsi" w:cstheme="majorHAnsi"/>
+          <w:color w:val="000000"/>
+          <w:lang w:val="en-GB"/>
+        </w:rPr>
+        <w:t>I d</w:t>
+      </w:r>
+      <w:r>
+        <w:rPr>
+          <w:rFonts w:asciiTheme="majorHAnsi" w:hAnsiTheme="majorHAnsi" w:cstheme="majorHAnsi"/>
+          <w:color w:val="000000"/>
+          <w:lang w:val="en-GB"/>
+        </w:rPr>
+        <w:t>evelop</w:t>
+      </w:r>
+      <w:r>
+        <w:rPr>
+          <w:rFonts w:asciiTheme="majorHAnsi" w:hAnsiTheme="majorHAnsi" w:cstheme="majorHAnsi"/>
+          <w:color w:val="000000"/>
+          <w:lang w:val="en-GB"/>
+        </w:rPr>
+        <w:t xml:space="preserve"> internal automation bots to improve cross-department communication and workflow coordination.</w:t>
+      </w:r>
+    </w:p>
+    <w:p>
+      <w:pPr>
+        <w:pStyle w:val="NormalWeb"/>
+        <w:numPr>
+          <w:ilvl w:val="0"/>
+          <w:numId w:val="9"/>
+        </w:numPr>
+        <w:ind w:left="426"/>
+        <w:rPr>
+          <w:rFonts w:asciiTheme="majorHAnsi" w:hAnsiTheme="majorHAnsi" w:cstheme="majorHAnsi"/>
+          <w:color w:val="000000"/>
+          <w:lang w:val="en-GB"/>
+        </w:rPr>
+      </w:pPr>
+      <w:r>
+        <w:rPr>
+          <w:rFonts w:asciiTheme="majorHAnsi" w:hAnsiTheme="majorHAnsi" w:cstheme="majorHAnsi"/>
+          <w:color w:val="000000"/>
+          <w:lang w:val="en-GB"/>
+        </w:rPr>
+        <w:t>I p</w:t>
+      </w:r>
+      <w:r>
+        <w:rPr>
+          <w:rFonts w:asciiTheme="majorHAnsi" w:hAnsiTheme="majorHAnsi" w:cstheme="majorHAnsi"/>
+          <w:color w:val="000000"/>
+          <w:lang w:val="en-GB"/>
+        </w:rPr>
+        <w:t>rovided day-to-day IT support, including system troubleshooting, maintenance, and user support to ensure reliable operation of company IT systems.</w:t>
+      </w:r>
+    </w:p>
+    <w:p>
+      <w:pPr>
+        <w:pStyle w:val="NormalWeb"/>
+        <w:numPr>
+          <w:ilvl w:val="0"/>
+          <w:numId w:val="9"/>
+        </w:numPr>
+        <w:ind w:left="426"/>
+        <w:rPr>
+          <w:rFonts w:asciiTheme="majorHAnsi" w:hAnsiTheme="majorHAnsi" w:cstheme="majorHAnsi"/>
+          <w:color w:val="000000"/>
+          <w:lang w:val="en-GB"/>
+        </w:rPr>
+      </w:pPr>
+      <w:r>
+        <w:rPr>
+          <w:rFonts w:asciiTheme="majorHAnsi" w:hAnsiTheme="majorHAnsi" w:cstheme="majorHAnsi"/>
+          <w:color w:val="000000"/>
+          <w:lang w:val="en-GB"/>
+        </w:rPr>
+        <w:t>Stack:</w:t>
+      </w:r>
+      <w:r>
+        <w:rPr>
+          <w:rFonts w:asciiTheme="majorHAnsi" w:hAnsiTheme="majorHAnsi" w:cstheme="majorHAnsi"/>
+          <w:color w:val="000000"/>
+          <w:lang w:val="en-GB"/>
+        </w:rPr>
+        <w:t xml:space="preserve"> JavaScript, Python, SQL, n8n.</w:t>
+      </w:r>
+    </w:p>
+    <w:p>
+      <w:pPr>
+        <w:widowControl w:val="0"/>
+        <w:pBdr>
+          <w:top w:val="nil"/>
+          <w:left w:val="nil"/>
+          <w:bottom w:val="nil"/>
+          <w:right w:val="nil"/>
+          <w:between w:val="nil"/>
+        </w:pBdr>
+        <w:spacing w:after="0" w:line="240" w:lineRule="auto"/>
+        <w:rPr>
+          <w:b/>
+          <w:bCs/>
+          <w:sz w:val="24"/>
+          <w:szCs w:val="24"/>
+          <w:lang w:val="en-GB"/>
+        </w:rPr>
+      </w:pPr>
+      <w:r>
+        <w:rPr>
+          <w:b/>
+          <w:bCs/>
+          <w:sz w:val="24"/>
+          <w:szCs w:val="24"/>
+          <w:lang w:val="en-GB"/>
+        </w:rPr>
+        <w:t xml:space="preserve">Aurora </w:t>
+      </w:r>
+      <w:r>
+        <w:rPr>
+          <w:b/>
+          <w:bCs/>
+          <w:sz w:val="24"/>
+          <w:szCs w:val="24"/>
+          <w:lang w:val="en-GB"/>
+        </w:rPr>
+        <w:t>OS (</w:t>
+      </w:r>
+      <w:r>
+        <w:rPr>
+          <w:b/>
+          <w:bCs/>
+          <w:sz w:val="24"/>
+          <w:szCs w:val="24"/>
+          <w:lang w:val="en-GB"/>
+        </w:rPr>
+        <w:t xml:space="preserve">Russia) </w:t>
+      </w:r>
+    </w:p>
+    <w:p>
+      <w:pPr>
+        <w:widowControl w:val="0"/>
+        <w:pBdr>
+          <w:top w:val="nil"/>
+          <w:left w:val="nil"/>
+          <w:bottom w:val="nil"/>
+          <w:right w:val="nil"/>
+          <w:between w:val="nil"/>
+        </w:pBdr>
+        <w:spacing w:after="120" w:line="240" w:lineRule="auto"/>
+        <w:rPr>
+          <w:b/>
+          <w:bCs/>
+          <w:sz w:val="24"/>
+          <w:szCs w:val="24"/>
+          <w:lang w:val="en-GB"/>
+        </w:rPr>
+      </w:pPr>
+      <w:r>
+        <w:rPr>
+          <w:b/>
+          <w:bCs/>
+          <w:sz w:val="24"/>
+          <w:szCs w:val="24"/>
+          <w:lang w:val="en-GB"/>
+        </w:rPr>
         <w:t>Backend Developer</w:t>
       </w:r>
       <w:r>
         <w:rPr>
+          <w:b/>
           <w:bCs/>
           <w:color w:val="808080" w:themeColor="background1" w:themeShade="80"/>
           <w:sz w:val="24"/>
           <w:szCs w:val="24"/>
         </w:rPr>
-        <w:t>|</w:t>
-      </w:r>
-      <w:r>
-        <w:rPr>
-          <w:b/>
-          <w:color w:val="808080" w:themeColor="background1" w:themeShade="80"/>
-          <w:sz w:val="24"/>
-          <w:szCs w:val="24"/>
-        </w:rPr>
-        <w:t xml:space="preserve"> </w:t>
-      </w:r>
-      <w:r>
-        <w:rPr>
+        <w:t xml:space="preserve">| </w:t>
+      </w:r>
+      <w:r>
+        <w:rPr>
+          <w:b/>
+          <w:bCs/>
           <w:noProof/>
           <w:color w:val="000000"/>
           <w:sz w:val="24"/>
@@ -412,6 +746,8 @@
       </w:r>
       <w:r>
         <w:rPr>
+          <w:b/>
+          <w:bCs/>
           <w:color w:val="000000"/>
           <w:sz w:val="24"/>
           <w:szCs w:val="24"/>
@@ -420,6 +756,8 @@
       </w:r>
       <w:r>
         <w:rPr>
+          <w:b/>
+          <w:bCs/>
           <w:color w:val="46484A"/>
           <w:sz w:val="24"/>
           <w:szCs w:val="24"/>
@@ -428,6 +766,8 @@
       </w:r>
       <w:r>
         <w:rPr>
+          <w:b/>
+          <w:bCs/>
           <w:color w:val="46484A"/>
           <w:sz w:val="24"/>
           <w:szCs w:val="24"/>
@@ -436,6 +776,8 @@
       </w:r>
       <w:r>
         <w:rPr>
+          <w:b/>
+          <w:bCs/>
           <w:color w:val="46484A"/>
           <w:sz w:val="24"/>
           <w:szCs w:val="24"/>
@@ -444,6 +786,8 @@
       </w:r>
       <w:r>
         <w:rPr>
+          <w:b/>
+          <w:bCs/>
           <w:color w:val="46484A"/>
           <w:sz w:val="24"/>
           <w:szCs w:val="24"/>
@@ -452,6 +796,8 @@
       </w:r>
       <w:r>
         <w:rPr>
+          <w:b/>
+          <w:bCs/>
           <w:color w:val="46484A"/>
           <w:sz w:val="24"/>
           <w:szCs w:val="24"/>
@@ -460,6 +806,8 @@
       </w:r>
       <w:r>
         <w:rPr>
+          <w:b/>
+          <w:bCs/>
           <w:color w:val="46484A"/>
           <w:sz w:val="24"/>
           <w:szCs w:val="24"/>
@@ -668,7 +1016,14 @@
           <w:rFonts w:asciiTheme="majorHAnsi" w:hAnsiTheme="majorHAnsi" w:cstheme="majorHAnsi"/>
           <w:color w:val="000000"/>
         </w:rPr>
-        <w:t xml:space="preserve">Stack worked with: Python, Flask, Postgres, GitHub Actions, C++   </w:t>
+        <w:t>Stack worked with: Python, Flask, Postgres, GitHub Actions, C++</w:t>
+      </w:r>
+      <w:r>
+        <w:rPr>
+          <w:rFonts w:asciiTheme="majorHAnsi" w:hAnsiTheme="majorHAnsi" w:cstheme="majorHAnsi"/>
+          <w:color w:val="000000"/>
+        </w:rPr>
+        <w:t>.</w:t>
       </w:r>
     </w:p>
     <w:p>
@@ -853,8 +1208,11 @@
           <w:ilvl w:val="0"/>
           <w:numId w:val="7"/>
         </w:numPr>
+        <w:tabs>
+          <w:tab w:val="clear" w:pos="720"/>
+        </w:tabs>
         <w:spacing w:before="0" w:beforeAutospacing="0"/>
-        <w:ind w:left="714" w:hanging="357"/>
+        <w:ind w:left="426" w:hanging="357"/>
         <w:rPr>
           <w:rFonts w:asciiTheme="majorHAnsi" w:hAnsiTheme="majorHAnsi" w:cstheme="majorHAnsi"/>
           <w:color w:val="000000"/>
@@ -895,7 +1253,11 @@
           <w:ilvl w:val="0"/>
           <w:numId w:val="7"/>
         </w:numPr>
+        <w:tabs>
+          <w:tab w:val="clear" w:pos="720"/>
+        </w:tabs>
         <w:spacing w:after="120"/>
+        <w:ind w:left="426"/>
         <w:rPr>
           <w:rFonts w:asciiTheme="majorHAnsi" w:hAnsiTheme="majorHAnsi" w:cstheme="majorHAnsi"/>
           <w:color w:val="000000"/>
@@ -918,7 +1280,11 @@
           <w:ilvl w:val="0"/>
           <w:numId w:val="7"/>
         </w:numPr>
+        <w:tabs>
+          <w:tab w:val="clear" w:pos="720"/>
+        </w:tabs>
         <w:spacing w:after="120"/>
+        <w:ind w:left="426"/>
         <w:rPr>
           <w:rFonts w:asciiTheme="majorHAnsi" w:hAnsiTheme="majorHAnsi" w:cstheme="majorHAnsi"/>
           <w:color w:val="000000"/>
@@ -941,19 +1307,24 @@
           <w:ilvl w:val="0"/>
           <w:numId w:val="7"/>
         </w:numPr>
+        <w:tabs>
+          <w:tab w:val="clear" w:pos="720"/>
+        </w:tabs>
         <w:spacing w:after="120"/>
-        <w:rPr>
-          <w:rFonts w:asciiTheme="majorHAnsi" w:hAnsiTheme="majorHAnsi" w:cstheme="majorHAnsi"/>
-          <w:color w:val="000000"/>
-          <w:lang w:val="en-GB"/>
-        </w:rPr>
-      </w:pPr>
-      <w:r>
-        <w:rPr>
-          <w:rFonts w:asciiTheme="majorHAnsi" w:hAnsiTheme="majorHAnsi" w:cstheme="majorHAnsi"/>
-          <w:color w:val="000000"/>
-          <w:lang w:val="en-GB"/>
-        </w:rPr>
+        <w:ind w:left="426"/>
+        <w:rPr>
+          <w:rFonts w:asciiTheme="majorHAnsi" w:hAnsiTheme="majorHAnsi" w:cstheme="majorHAnsi"/>
+          <w:color w:val="000000"/>
+          <w:lang w:val="en-GB"/>
+        </w:rPr>
+      </w:pPr>
+      <w:r>
+        <w:rPr>
+          <w:rFonts w:asciiTheme="majorHAnsi" w:hAnsiTheme="majorHAnsi" w:cstheme="majorHAnsi"/>
+          <w:color w:val="000000"/>
+          <w:lang w:val="en-GB"/>
+        </w:rPr>
+        <w:lastRenderedPageBreak/>
         <w:t>Conducted performance testing and evaluated the system's performance based on its current architecture.</w:t>
       </w:r>
     </w:p>
@@ -964,8 +1335,11 @@
           <w:ilvl w:val="0"/>
           <w:numId w:val="7"/>
         </w:numPr>
+        <w:tabs>
+          <w:tab w:val="clear" w:pos="720"/>
+        </w:tabs>
         <w:spacing w:before="0" w:beforeAutospacing="0" w:after="0" w:afterAutospacing="0"/>
-        <w:ind w:left="714" w:hanging="357"/>
+        <w:ind w:left="426" w:hanging="357"/>
         <w:rPr>
           <w:rFonts w:asciiTheme="majorHAnsi" w:hAnsiTheme="majorHAnsi" w:cstheme="majorHAnsi"/>
           <w:color w:val="000000"/>
@@ -988,8 +1362,11 @@
           <w:ilvl w:val="0"/>
           <w:numId w:val="7"/>
         </w:numPr>
+        <w:tabs>
+          <w:tab w:val="clear" w:pos="720"/>
+        </w:tabs>
         <w:spacing w:before="0" w:beforeAutospacing="0" w:after="0" w:afterAutospacing="0"/>
-        <w:ind w:left="714" w:hanging="357"/>
+        <w:ind w:left="426" w:hanging="357"/>
         <w:rPr>
           <w:rFonts w:asciiTheme="majorHAnsi" w:hAnsiTheme="majorHAnsi" w:cstheme="majorHAnsi"/>
           <w:color w:val="000000"/>
@@ -1202,7 +1579,7 @@
           <w:numId w:val="8"/>
         </w:numPr>
         <w:spacing w:before="0" w:beforeAutospacing="0"/>
-        <w:ind w:left="714" w:hanging="357"/>
+        <w:ind w:left="426" w:hanging="357"/>
         <w:rPr>
           <w:rFonts w:asciiTheme="majorHAnsi" w:hAnsiTheme="majorHAnsi" w:cstheme="majorHAnsi"/>
           <w:color w:val="000000"/>
@@ -1244,6 +1621,7 @@
           <w:numId w:val="8"/>
         </w:numPr>
         <w:spacing w:before="120"/>
+        <w:ind w:left="426"/>
         <w:rPr>
           <w:rFonts w:asciiTheme="majorHAnsi" w:hAnsiTheme="majorHAnsi" w:cstheme="majorHAnsi"/>
           <w:color w:val="000000"/>
@@ -1267,6 +1645,7 @@
           <w:numId w:val="8"/>
         </w:numPr>
         <w:spacing w:before="120"/>
+        <w:ind w:left="426"/>
         <w:rPr>
           <w:rStyle w:val="apple-tab-span"/>
           <w:rFonts w:asciiTheme="majorHAnsi" w:hAnsiTheme="majorHAnsi" w:cstheme="majorHAnsi"/>
@@ -1303,7 +1682,6 @@
           <w:sz w:val="28"/>
           <w:szCs w:val="28"/>
         </w:rPr>
-        <w:lastRenderedPageBreak/>
         <w:t>SKILLS</w:t>
       </w:r>
     </w:p>
@@ -2050,16 +2428,14 @@
         </w:rPr>
         <w:t xml:space="preserve"> Development processes and methodologies, Team management, Requirements Engineering, Continuous Integration and Deployment, Agile methodologies.</w:t>
       </w:r>
-    </w:p>
-    <w:p>
-      <w:pPr>
-        <w:spacing w:after="120" w:line="240" w:lineRule="auto"/>
-        <w:rPr>
-          <w:rFonts w:asciiTheme="majorHAnsi" w:hAnsiTheme="majorHAnsi" w:cstheme="majorHAnsi"/>
-          <w:sz w:val="24"/>
-          <w:szCs w:val="24"/>
-        </w:rPr>
-      </w:pPr>
+      <w:r>
+        <w:rPr>
+          <w:rFonts w:asciiTheme="majorHAnsi" w:hAnsiTheme="majorHAnsi" w:cstheme="majorHAnsi"/>
+          <w:sz w:val="24"/>
+          <w:szCs w:val="24"/>
+        </w:rPr>
+        <w:t xml:space="preserve"> </w:t>
+      </w:r>
       <w:r>
         <w:rPr>
           <w:rFonts w:asciiTheme="majorHAnsi" w:hAnsiTheme="majorHAnsi" w:cstheme="majorHAnsi"/>
@@ -2067,6 +2443,14 @@
           <w:szCs w:val="24"/>
         </w:rPr>
         <w:t xml:space="preserve">Worked in several group projects where </w:t>
+      </w:r>
+      <w:r>
+        <w:rPr>
+          <w:rFonts w:asciiTheme="majorHAnsi" w:hAnsiTheme="majorHAnsi" w:cstheme="majorHAnsi"/>
+          <w:sz w:val="24"/>
+          <w:szCs w:val="24"/>
+        </w:rPr>
+        <w:t xml:space="preserve">I </w:t>
       </w:r>
       <w:r>
         <w:rPr>
@@ -2258,16 +2642,14 @@
         </w:rPr>
         <w:t>: Phase Direction Finder and Radio Waves Simulation, Data Structures and Algorithms.</w:t>
       </w:r>
-    </w:p>
-    <w:p>
-      <w:pPr>
-        <w:spacing w:after="120" w:line="240" w:lineRule="auto"/>
-        <w:rPr>
-          <w:rFonts w:asciiTheme="majorHAnsi" w:hAnsiTheme="majorHAnsi" w:cstheme="majorHAnsi"/>
-          <w:sz w:val="24"/>
-          <w:szCs w:val="24"/>
-        </w:rPr>
-      </w:pPr>
+      <w:r>
+        <w:rPr>
+          <w:rFonts w:asciiTheme="majorHAnsi" w:hAnsiTheme="majorHAnsi" w:cstheme="majorHAnsi"/>
+          <w:sz w:val="24"/>
+          <w:szCs w:val="24"/>
+        </w:rPr>
+        <w:t xml:space="preserve"> </w:t>
+      </w:r>
       <w:r>
         <w:rPr>
           <w:rFonts w:asciiTheme="majorHAnsi" w:hAnsiTheme="majorHAnsi" w:cstheme="majorHAnsi"/>
@@ -2275,6 +2657,46 @@
           <w:szCs w:val="24"/>
         </w:rPr>
         <w:t>Developed proficiency in various programming languages, including C++, C#, Java, Python, and SQL through my various coursework’s and practical projects.</w:t>
+      </w:r>
+    </w:p>
+    <w:p>
+      <w:pPr>
+        <w:pStyle w:val="Heading2"/>
+        <w:shd w:val="pct15" w:color="auto" w:fill="auto"/>
+        <w:spacing w:before="0" w:after="120"/>
+        <w:rPr>
+          <w:b/>
+          <w:bCs/>
+          <w:color w:val="000000" w:themeColor="text1"/>
+          <w:sz w:val="28"/>
+          <w:szCs w:val="28"/>
+        </w:rPr>
+      </w:pPr>
+      <w:r>
+        <w:rPr>
+          <w:b/>
+          <w:bCs/>
+          <w:color w:val="000000" w:themeColor="text1"/>
+          <w:sz w:val="28"/>
+          <w:szCs w:val="28"/>
+        </w:rPr>
+        <w:t xml:space="preserve">Other notable achievements </w:t>
+      </w:r>
+    </w:p>
+    <w:p>
+      <w:pPr>
+        <w:spacing w:after="120"/>
+        <w:rPr>
+          <w:sz w:val="24"/>
+          <w:szCs w:val="24"/>
+        </w:rPr>
+      </w:pPr>
+      <w:r>
+        <w:rPr>
+          <w:sz w:val="24"/>
+          <w:szCs w:val="24"/>
+        </w:rPr>
+        <w:t>Published and presented a paper at the 29th International Conference on Image Processing, Computer Vision, &amp; Pattern Recognition (ICPV2025) (An Overview of Real-Time Computer Vision-Based Traffic Analysis Systems).</w:t>
       </w:r>
     </w:p>
     <w:p>
@@ -2298,130 +2720,6 @@
           <w:sz w:val="28"/>
           <w:szCs w:val="28"/>
         </w:rPr>
-        <w:t>LANGUAGES</w:t>
-      </w:r>
-    </w:p>
-    <w:p>
-      <w:pPr>
-        <w:spacing w:after="0" w:line="240" w:lineRule="auto"/>
-        <w:rPr>
-          <w:rFonts w:asciiTheme="majorHAnsi" w:hAnsiTheme="majorHAnsi" w:cstheme="majorHAnsi"/>
-          <w:sz w:val="24"/>
-          <w:szCs w:val="24"/>
-        </w:rPr>
-      </w:pPr>
-      <w:r>
-        <w:rPr>
-          <w:rFonts w:asciiTheme="majorHAnsi" w:hAnsiTheme="majorHAnsi" w:cstheme="majorHAnsi"/>
-          <w:sz w:val="24"/>
-          <w:szCs w:val="24"/>
-        </w:rPr>
-        <w:t xml:space="preserve">English </w:t>
-      </w:r>
-      <w:r>
-        <w:rPr>
-          <w:rFonts w:asciiTheme="majorHAnsi" w:hAnsiTheme="majorHAnsi" w:cstheme="majorHAnsi"/>
-          <w:sz w:val="24"/>
-          <w:szCs w:val="24"/>
-        </w:rPr>
-        <w:t>(Native)</w:t>
-      </w:r>
-    </w:p>
-    <w:p>
-      <w:pPr>
-        <w:spacing w:after="120" w:line="240" w:lineRule="auto"/>
-        <w:rPr>
-          <w:rFonts w:asciiTheme="majorHAnsi" w:hAnsiTheme="majorHAnsi" w:cstheme="majorHAnsi"/>
-          <w:sz w:val="24"/>
-          <w:szCs w:val="24"/>
-        </w:rPr>
-      </w:pPr>
-      <w:r>
-        <w:rPr>
-          <w:rFonts w:asciiTheme="majorHAnsi" w:hAnsiTheme="majorHAnsi" w:cstheme="majorHAnsi"/>
-          <w:sz w:val="24"/>
-          <w:szCs w:val="24"/>
-        </w:rPr>
-        <w:t>Russian (</w:t>
-      </w:r>
-      <w:r>
-        <w:rPr>
-          <w:rFonts w:asciiTheme="majorHAnsi" w:hAnsiTheme="majorHAnsi" w:cstheme="majorHAnsi"/>
-          <w:sz w:val="24"/>
-          <w:szCs w:val="24"/>
-        </w:rPr>
-        <w:t>C</w:t>
-      </w:r>
-      <w:r>
-        <w:rPr>
-          <w:rFonts w:asciiTheme="majorHAnsi" w:hAnsiTheme="majorHAnsi" w:cstheme="majorHAnsi"/>
-          <w:sz w:val="24"/>
-          <w:szCs w:val="24"/>
-        </w:rPr>
-        <w:t>1)</w:t>
-      </w:r>
-    </w:p>
-    <w:p>
-      <w:pPr>
-        <w:pStyle w:val="Heading2"/>
-        <w:shd w:val="pct15" w:color="auto" w:fill="auto"/>
-        <w:spacing w:before="0" w:after="120"/>
-        <w:rPr>
-          <w:b/>
-          <w:bCs/>
-          <w:color w:val="000000" w:themeColor="text1"/>
-          <w:sz w:val="28"/>
-          <w:szCs w:val="28"/>
-        </w:rPr>
-      </w:pPr>
-      <w:r>
-        <w:rPr>
-          <w:b/>
-          <w:bCs/>
-          <w:color w:val="000000" w:themeColor="text1"/>
-          <w:sz w:val="28"/>
-          <w:szCs w:val="28"/>
-        </w:rPr>
-        <w:t xml:space="preserve">Other notable achievements </w:t>
-      </w:r>
-    </w:p>
-    <w:p>
-      <w:pPr>
-        <w:spacing w:after="120"/>
-        <w:rPr>
-          <w:sz w:val="24"/>
-          <w:szCs w:val="24"/>
-        </w:rPr>
-      </w:pPr>
-      <w:r>
-        <w:rPr>
-          <w:sz w:val="24"/>
-          <w:szCs w:val="24"/>
-        </w:rPr>
-        <w:t>Published and presented a paper at the 29th International Conference on Image Processing, Computer Vision, &amp; Pattern Recognition (ICPV2025) (An Overview of Real-Time Computer Vision-Based Traffic Analysis Systems).</w:t>
-      </w:r>
-    </w:p>
-    <w:p>
-      <w:pPr>
-        <w:pStyle w:val="Heading2"/>
-        <w:shd w:val="pct15" w:color="auto" w:fill="auto"/>
-        <w:spacing w:before="0" w:after="120" w:line="240" w:lineRule="auto"/>
-        <w:rPr>
-          <w:b/>
-          <w:bCs/>
-          <w:color w:val="auto"/>
-          <w:sz w:val="28"/>
-          <w:szCs w:val="28"/>
-        </w:rPr>
-      </w:pPr>
-      <w:r>
-        <w:rPr>
-          <w:b/>
-          <w:bCs/>
-          <w:color w:val="auto"/>
-          <w:sz w:val="28"/>
-          <w:szCs w:val="28"/>
-        </w:rPr>
         <w:t>REFERENCES</w:t>
       </w:r>
     </w:p>
@@ -2436,35 +2734,76 @@
       <w:r>
         <w:rPr>
           <w:rFonts w:asciiTheme="majorHAnsi" w:hAnsiTheme="majorHAnsi" w:cstheme="majorHAnsi"/>
-          <w:sz w:val="24"/>
-          <w:szCs w:val="24"/>
-        </w:rPr>
-        <w:t>Available upon request.</w:t>
-      </w:r>
-    </w:p>
-    <w:p>
-      <w:pPr>
-        <w:spacing w:after="0" w:line="240" w:lineRule="auto"/>
-        <w:rPr>
-          <w:rFonts w:asciiTheme="majorHAnsi" w:hAnsiTheme="majorHAnsi" w:cstheme="majorHAnsi"/>
-        </w:rPr>
-      </w:pPr>
-    </w:p>
-    <w:p>
-      <w:pPr>
-        <w:widowControl w:val="0"/>
-        <w:pBdr>
-          <w:top w:val="nil"/>
-          <w:left w:val="nil"/>
-          <w:bottom w:val="nil"/>
-          <w:right w:val="nil"/>
-          <w:between w:val="nil"/>
-        </w:pBdr>
-        <w:spacing w:after="200" w:line="240" w:lineRule="auto"/>
-        <w:rPr>
-          <w:color w:val="46484A"/>
-        </w:rPr>
-      </w:pPr>
+          <w:b/>
+          <w:bCs/>
+          <w:sz w:val="24"/>
+          <w:szCs w:val="24"/>
+        </w:rPr>
+        <w:t>Alberto Sillitti</w:t>
+      </w:r>
+      <w:r>
+        <w:rPr>
+          <w:rFonts w:asciiTheme="majorHAnsi" w:hAnsiTheme="majorHAnsi" w:cstheme="majorHAnsi"/>
+          <w:b/>
+          <w:bCs/>
+          <w:sz w:val="24"/>
+          <w:szCs w:val="24"/>
+        </w:rPr>
+        <w:t xml:space="preserve"> </w:t>
+      </w:r>
+      <w:r>
+        <w:rPr>
+          <w:rFonts w:asciiTheme="majorHAnsi" w:hAnsiTheme="majorHAnsi" w:cstheme="majorHAnsi"/>
+          <w:b/>
+          <w:bCs/>
+          <w:sz w:val="24"/>
+          <w:szCs w:val="24"/>
+        </w:rPr>
+        <w:t xml:space="preserve">| </w:t>
+      </w:r>
+      <w:r>
+        <w:rPr>
+          <w:rFonts w:asciiTheme="majorHAnsi" w:hAnsiTheme="majorHAnsi" w:cstheme="majorHAnsi"/>
+          <w:sz w:val="24"/>
+          <w:szCs w:val="24"/>
+        </w:rPr>
+        <w:t>Master’s Thesis supervisor</w:t>
+      </w:r>
+    </w:p>
+    <w:p>
+      <w:pPr>
+        <w:rPr>
+          <w:rFonts w:asciiTheme="majorHAnsi" w:hAnsiTheme="majorHAnsi" w:cstheme="majorHAnsi"/>
+          <w:sz w:val="24"/>
+          <w:szCs w:val="24"/>
+        </w:rPr>
+      </w:pPr>
+      <w:r>
+        <w:rPr>
+          <w:rFonts w:asciiTheme="majorHAnsi" w:hAnsiTheme="majorHAnsi" w:cstheme="majorHAnsi"/>
+          <w:b/>
+          <w:bCs/>
+          <w:sz w:val="24"/>
+          <w:szCs w:val="24"/>
+        </w:rPr>
+        <w:t>Contact:</w:t>
+      </w:r>
+      <w:r>
+        <w:rPr>
+          <w:rFonts w:asciiTheme="majorHAnsi" w:hAnsiTheme="majorHAnsi" w:cstheme="majorHAnsi"/>
+          <w:sz w:val="24"/>
+          <w:szCs w:val="24"/>
+        </w:rPr>
+        <w:t xml:space="preserve"> </w:t>
+      </w:r>
+      <w:r>
+        <w:rPr>
+          <w:rFonts w:asciiTheme="majorHAnsi" w:hAnsiTheme="majorHAnsi" w:cstheme="majorHAnsi"/>
+          <w:sz w:val="24"/>
+          <w:szCs w:val="24"/>
+        </w:rPr>
+        <w:t>alberto@case-research.it</w:t>
+      </w:r>
     </w:p>
     <w:sectPr>
       <w:pgSz w:w="11920" w:h="16860"/>
@@ -2593,6 +2932,119 @@
     </w:lvl>
   </w:abstractNum>
   <w:abstractNum w:abstractNumId="1" w15:restartNumberingAfterBreak="0">
+    <w:nsid w:val="19FD3A0F"/>
+    <w:multiLevelType w:val="hybridMultilevel"/>
+    <w:tmpl w:val="007E1F3C"/>
+    <w:lvl w:ilvl="0" w:tplc="10000001">
+      <w:start w:val="1"/>
+      <w:numFmt w:val="bullet"/>
+      <w:lvlText w:val=""/>
+      <w:lvlJc w:val="left"/>
+      <w:pPr>
+        <w:ind w:left="720" w:hanging="360"/>
+      </w:pPr>
+      <w:rPr>
+        <w:rFonts w:ascii="Symbol" w:hAnsi="Symbol" w:hint="default"/>
+      </w:rPr>
+    </w:lvl>
+    <w:lvl w:ilvl="1" w:tplc="10000003" w:tentative="1">
+      <w:start w:val="1"/>
+      <w:numFmt w:val="bullet"/>
+      <w:lvlText w:val="o"/>
+      <w:lvlJc w:val="left"/>
+      <w:pPr>
+        <w:ind w:left="1440" w:hanging="360"/>
+      </w:pPr>
+      <w:rPr>
+        <w:rFonts w:ascii="Courier New" w:hAnsi="Courier New" w:cs="Courier New" w:hint="default"/>
+      </w:rPr>
+    </w:lvl>
+    <w:lvl w:ilvl="2" w:tplc="10000005" w:tentative="1">
+      <w:start w:val="1"/>
+      <w:numFmt w:val="bullet"/>
+      <w:lvlText w:val=""/>
+      <w:lvlJc w:val="left"/>
+      <w:pPr>
+        <w:ind w:left="2160" w:hanging="360"/>
+      </w:pPr>
+      <w:rPr>
+        <w:rFonts w:ascii="Wingdings" w:hAnsi="Wingdings" w:hint="default"/>
+      </w:rPr>
+    </w:lvl>
+    <w:lvl w:ilvl="3" w:tplc="10000001" w:tentative="1">
+      <w:start w:val="1"/>
+      <w:numFmt w:val="bullet"/>
+      <w:lvlText w:val=""/>
+      <w:lvlJc w:val="left"/>
+      <w:pPr>
+        <w:ind w:left="2880" w:hanging="360"/>
+      </w:pPr>
+      <w:rPr>
+        <w:rFonts w:ascii="Symbol" w:hAnsi="Symbol" w:hint="default"/>
+      </w:rPr>
+    </w:lvl>
+    <w:lvl w:ilvl="4" w:tplc="10000003" w:tentative="1">
+      <w:start w:val="1"/>
+      <w:numFmt w:val="bullet"/>
+      <w:lvlText w:val="o"/>
+      <w:lvlJc w:val="left"/>
+      <w:pPr>
+        <w:ind w:left="3600" w:hanging="360"/>
+      </w:pPr>
+      <w:rPr>
+        <w:rFonts w:ascii="Courier New" w:hAnsi="Courier New" w:cs="Courier New" w:hint="default"/>
+      </w:rPr>
+    </w:lvl>
+    <w:lvl w:ilvl="5" w:tplc="10000005" w:tentative="1">
+      <w:start w:val="1"/>
+      <w:numFmt w:val="bullet"/>
+      <w:lvlText w:val=""/>
+      <w:lvlJc w:val="left"/>
+      <w:pPr>
+        <w:ind w:left="4320" w:hanging="360"/>
+      </w:pPr>
+      <w:rPr>
+        <w:rFonts w:ascii="Wingdings" w:hAnsi="Wingdings" w:hint="default"/>
+      </w:rPr>
+    </w:lvl>
+    <w:lvl w:ilvl="6" w:tplc="10000001" w:tentative="1">
+      <w:start w:val="1"/>
+      <w:numFmt w:val="bullet"/>
+      <w:lvlText w:val=""/>
+      <w:lvlJc w:val="left"/>
+      <w:pPr>
+        <w:ind w:left="5040" w:hanging="360"/>
+      </w:pPr>
+      <w:rPr>
+        <w:rFonts w:ascii="Symbol" w:hAnsi="Symbol" w:hint="default"/>
+      </w:rPr>
+    </w:lvl>
+    <w:lvl w:ilvl="7" w:tplc="10000003" w:tentative="1">
+      <w:start w:val="1"/>
+      <w:numFmt w:val="bullet"/>
+      <w:lvlText w:val="o"/>
+      <w:lvlJc w:val="left"/>
+      <w:pPr>
+        <w:ind w:left="5760" w:hanging="360"/>
+      </w:pPr>
+      <w:rPr>
+        <w:rFonts w:ascii="Courier New" w:hAnsi="Courier New" w:cs="Courier New" w:hint="default"/>
+      </w:rPr>
+    </w:lvl>
+    <w:lvl w:ilvl="8" w:tplc="10000005" w:tentative="1">
+      <w:start w:val="1"/>
+      <w:numFmt w:val="bullet"/>
+      <w:lvlText w:val=""/>
+      <w:lvlJc w:val="left"/>
+      <w:pPr>
+        <w:ind w:left="6480" w:hanging="360"/>
+      </w:pPr>
+      <w:rPr>
+        <w:rFonts w:ascii="Wingdings" w:hAnsi="Wingdings" w:hint="default"/>
+      </w:rPr>
+    </w:lvl>
+  </w:abstractNum>
+  <w:abstractNum w:abstractNumId="2" w15:restartNumberingAfterBreak="0">
     <w:nsid w:val="1D9B6CA5"/>
     <w:multiLevelType w:val="hybridMultilevel"/>
     <w:tmpl w:val="73364080"/>
@@ -2705,7 +3157,7 @@
       </w:rPr>
     </w:lvl>
   </w:abstractNum>
-  <w:abstractNum w:abstractNumId="2" w15:restartNumberingAfterBreak="0">
+  <w:abstractNum w:abstractNumId="3" w15:restartNumberingAfterBreak="0">
     <w:nsid w:val="1F20385F"/>
     <w:multiLevelType w:val="multilevel"/>
     <w:tmpl w:val="B8F899CC"/>
@@ -2854,7 +3306,7 @@
       </w:rPr>
     </w:lvl>
   </w:abstractNum>
-  <w:abstractNum w:abstractNumId="3" w15:restartNumberingAfterBreak="0">
+  <w:abstractNum w:abstractNumId="4" w15:restartNumberingAfterBreak="0">
     <w:nsid w:val="230654F9"/>
     <w:multiLevelType w:val="multilevel"/>
     <w:tmpl w:val="328EF340"/>
@@ -2967,7 +3419,7 @@
       </w:rPr>
     </w:lvl>
   </w:abstractNum>
-  <w:abstractNum w:abstractNumId="4" w15:restartNumberingAfterBreak="0">
+  <w:abstractNum w:abstractNumId="5" w15:restartNumberingAfterBreak="0">
     <w:nsid w:val="37DE7258"/>
     <w:multiLevelType w:val="multilevel"/>
     <w:tmpl w:val="F5EE4C4A"/>
@@ -3116,7 +3568,7 @@
       </w:rPr>
     </w:lvl>
   </w:abstractNum>
-  <w:abstractNum w:abstractNumId="5" w15:restartNumberingAfterBreak="0">
+  <w:abstractNum w:abstractNumId="6" w15:restartNumberingAfterBreak="0">
     <w:nsid w:val="5E971BFF"/>
     <w:multiLevelType w:val="hybridMultilevel"/>
     <w:tmpl w:val="5252932C"/>
@@ -3229,7 +3681,7 @@
       </w:rPr>
     </w:lvl>
   </w:abstractNum>
-  <w:abstractNum w:abstractNumId="6" w15:restartNumberingAfterBreak="0">
+  <w:abstractNum w:abstractNumId="7" w15:restartNumberingAfterBreak="0">
     <w:nsid w:val="677B2669"/>
     <w:multiLevelType w:val="multilevel"/>
     <w:tmpl w:val="95CC2120"/>
@@ -3342,7 +3794,7 @@
       </w:rPr>
     </w:lvl>
   </w:abstractNum>
-  <w:abstractNum w:abstractNumId="7" w15:restartNumberingAfterBreak="0">
+  <w:abstractNum w:abstractNumId="8" w15:restartNumberingAfterBreak="0">
     <w:nsid w:val="6AB14B20"/>
     <w:multiLevelType w:val="multilevel"/>
     <w:tmpl w:val="B11E4DE4"/>
@@ -3492,28 +3944,31 @@
     </w:lvl>
   </w:abstractNum>
   <w:num w:numId="1" w16cid:durableId="649099335">
-    <w:abstractNumId w:val="3"/>
+    <w:abstractNumId w:val="4"/>
   </w:num>
   <w:num w:numId="2" w16cid:durableId="464859907">
-    <w:abstractNumId w:val="6"/>
+    <w:abstractNumId w:val="7"/>
   </w:num>
   <w:num w:numId="3" w16cid:durableId="2115897789">
     <w:abstractNumId w:val="0"/>
   </w:num>
   <w:num w:numId="4" w16cid:durableId="1435401640">
-    <w:abstractNumId w:val="1"/>
+    <w:abstractNumId w:val="2"/>
   </w:num>
   <w:num w:numId="5" w16cid:durableId="2108193662">
+    <w:abstractNumId w:val="6"/>
+  </w:num>
+  <w:num w:numId="6" w16cid:durableId="383525779">
+    <w:abstractNumId w:val="8"/>
+  </w:num>
+  <w:num w:numId="7" w16cid:durableId="1075472351">
+    <w:abstractNumId w:val="3"/>
+  </w:num>
+  <w:num w:numId="8" w16cid:durableId="1452168796">
     <w:abstractNumId w:val="5"/>
   </w:num>
-  <w:num w:numId="6" w16cid:durableId="383525779">
-    <w:abstractNumId w:val="7"/>
-  </w:num>
-  <w:num w:numId="7" w16cid:durableId="1075472351">
-    <w:abstractNumId w:val="2"/>
-  </w:num>
-  <w:num w:numId="8" w16cid:durableId="1452168796">
-    <w:abstractNumId w:val="4"/>
+  <w:num w:numId="9" w16cid:durableId="1298728790">
+    <w:abstractNumId w:val="1"/>
   </w:num>
 </w:numbering>
 </file>
@@ -3916,7 +4371,7 @@
   <w:style w:type="paragraph" w:default="1" w:styleId="Normal">
     <w:name w:val="Normal"/>
     <w:qFormat/>
-    <w:rsid w:val="00012780"/>
+    <w:rsid w:val="00124BD8"/>
   </w:style>
   <w:style w:type="paragraph" w:styleId="Heading1">
     <w:name w:val="heading 1"/>
@@ -4037,7 +4492,6 @@
   <w:style w:type="character" w:default="1" w:styleId="DefaultParagraphFont">
     <w:name w:val="Default Paragraph Font"/>
     <w:uiPriority w:val="1"/>
-    <w:semiHidden/>
     <w:unhideWhenUsed/>
   </w:style>
   <w:style w:type="table" w:default="1" w:styleId="TableNormal">
@@ -4213,6 +4667,17 @@
       <w:sz w:val="26"/>
       <w:szCs w:val="26"/>
     </w:rPr>
+  </w:style>
+  <w:style w:type="paragraph" w:styleId="ListParagraph">
+    <w:name w:val="List Paragraph"/>
+    <w:basedOn w:val="Normal"/>
+    <w:uiPriority w:val="34"/>
+    <w:qFormat/>
+    <w:rsid w:val="00AE295F"/>
+    <w:pPr>
+      <w:ind w:left="720"/>
+      <w:contextualSpacing/>
+    </w:pPr>
   </w:style>
 </w:styles>
 </file>
